--- a/src/assets/templates/servicebericht-vorlage.docx
+++ b/src/assets/templates/servicebericht-vorlage.docx
@@ -149,11 +149,9 @@
       </w:r>
       <w:r>
         <w:rPr>
-          <w:rPr>
-            <w:rFonts w:ascii="Arial" w:hAnsi="Arial" w:cs="Arial"/>
-            <w:b/>
-            <w:sz w:val="32"/>
-          </w:rPr>
+          <w:rFonts w:ascii="Arial" w:hAnsi="Arial" w:cs="Arial"/>
+          <w:b/>
+          <w:sz w:val="32"/>
         </w:rPr>
         <w:t xml:space="preserve">{projectNumber}</w:t>
       </w:r>
@@ -460,11 +458,9 @@
             </w:r>
             <w:r>
               <w:rPr>
-                <w:rPr>
-                  <w:rFonts w:ascii="Arial" w:hAnsi="Arial" w:cs="Arial"/>
-                  <w:sz w:val="16"/>
-                  <w:szCs w:val="16"/>
-                </w:rPr>
+                <w:rFonts w:ascii="Arial" w:hAnsi="Arial" w:cs="Arial"/>
+                <w:sz w:val="16"/>
+                <w:szCs w:val="16"/>
               </w:rPr>
               <w:t xml:space="preserve">{customer}</w:t>
             </w:r>
@@ -720,11 +716,9 @@
             </w:r>
             <w:r>
               <w:rPr>
-                <w:rPr>
-                  <w:rFonts w:ascii="Arial" w:hAnsi="Arial" w:cs="Arial"/>
-                  <w:sz w:val="16"/>
-                  <w:szCs w:val="16"/>
-                </w:rPr>
+                <w:rFonts w:ascii="Arial" w:hAnsi="Arial" w:cs="Arial"/>
+                <w:sz w:val="16"/>
+                <w:szCs w:val="16"/>
               </w:rPr>
               <w:t xml:space="preserve">{technicianName}</w:t>
             </w:r>
@@ -1051,11 +1045,9 @@
             </w:r>
             <w:r>
               <w:rPr>
-                <w:rPr>
-                  <w:rFonts w:ascii="Arial" w:hAnsi="Arial" w:cs="Arial"/>
-                  <w:sz w:val="16"/>
-                  <w:szCs w:val="16"/>
-                </w:rPr>
+                <w:rFonts w:ascii="Arial" w:hAnsi="Arial" w:cs="Arial"/>
+                <w:sz w:val="16"/>
+                <w:szCs w:val="16"/>
               </w:rPr>
               <w:t xml:space="preserve">{contactPerson}</w:t>
             </w:r>
@@ -1631,11 +1623,9 @@
             </w:r>
             <w:r>
               <w:rPr>
-                <w:rPr>
-                  <w:rFonts w:ascii="Arial" w:hAnsi="Arial" w:cs="Arial"/>
-                  <w:sz w:val="16"/>
-                  <w:szCs w:val="16"/>
-                </w:rPr>
+                <w:rFonts w:ascii="Arial" w:hAnsi="Arial" w:cs="Arial"/>
+                <w:sz w:val="16"/>
+                <w:szCs w:val="16"/>
               </w:rPr>
               <w:t xml:space="preserve">{projectDescription}</w:t>
             </w:r>
@@ -1771,11 +1761,9 @@
             </w:r>
             <w:r>
               <w:rPr>
-                <w:rPr>
-                  <w:rFonts w:ascii="Arial" w:hAnsi="Arial" w:cs="Arial"/>
-                  <w:sz w:val="16"/>
-                  <w:szCs w:val="16"/>
-                </w:rPr>
+                <w:rFonts w:ascii="Arial" w:hAnsi="Arial" w:cs="Arial"/>
+                <w:sz w:val="16"/>
+                <w:szCs w:val="16"/>
               </w:rPr>
               <w:t xml:space="preserve">{notes}</w:t>
             </w:r>
@@ -2996,11 +2984,9 @@
             </w:r>
             <w:r>
               <w:rPr>
-                <w:rPr>
-                  <w:rFonts w:ascii="Arial" w:hAnsi="Arial" w:cs="Arial"/>
-                  <w:sz w:val="16"/>
-                  <w:szCs w:val="16"/>
-                </w:rPr>
+                <w:rFonts w:ascii="Arial" w:hAnsi="Arial" w:cs="Arial"/>
+                <w:sz w:val="16"/>
+                <w:szCs w:val="16"/>
               </w:rPr>
               <w:t xml:space="preserve">{#materials}</w:t>
             </w:r>
@@ -3078,11 +3064,9 @@
             </w:r>
             <w:r>
               <w:rPr>
-                <w:rPr>
-                  <w:rFonts w:ascii="Arial" w:hAnsi="Arial" w:cs="Arial"/>
-                  <w:sz w:val="16"/>
-                  <w:szCs w:val="16"/>
-                </w:rPr>
+                <w:rFonts w:ascii="Arial" w:hAnsi="Arial" w:cs="Arial"/>
+                <w:sz w:val="16"/>
+                <w:szCs w:val="16"/>
               </w:rPr>
               <w:t xml:space="preserve">{articleNumber}</w:t>
             </w:r>
@@ -3150,11 +3134,9 @@
             </w:r>
             <w:r>
               <w:rPr>
-                <w:rPr>
-                  <w:rFonts w:ascii="Arial" w:hAnsi="Arial" w:cs="Arial"/>
-                  <w:sz w:val="16"/>
-                  <w:szCs w:val="16"/>
-                </w:rPr>
+                <w:rFonts w:ascii="Arial" w:hAnsi="Arial" w:cs="Arial"/>
+                <w:sz w:val="16"/>
+                <w:szCs w:val="16"/>
               </w:rPr>
               <w:t xml:space="preserve">{description}</w:t>
             </w:r>
@@ -3222,11 +3204,9 @@
             </w:r>
             <w:r>
               <w:rPr>
-                <w:rPr>
-                  <w:rFonts w:ascii="Arial" w:hAnsi="Arial" w:cs="Arial"/>
-                  <w:sz w:val="16"/>
-                  <w:szCs w:val="16"/>
-                </w:rPr>
+                <w:rFonts w:ascii="Arial" w:hAnsi="Arial" w:cs="Arial"/>
+                <w:sz w:val="16"/>
+                <w:szCs w:val="16"/>
               </w:rPr>
               <w:t xml:space="preserve">{quantityUnit}{/materials}</w:t>
             </w:r>
@@ -4581,13 +4561,11 @@
             </w:r>
             <w:r>
               <w:rPr>
-                <w:rPr>
-                  <w:rFonts w:ascii="Arial" w:hAnsi="Arial" w:cs="Arial"/>
-                  <w:b/>
-                  <w:sz w:val="20"/>
-                  <w:szCs w:val="16"/>
-                  <w:u w:val="single"/>
-                </w:rPr>
+                <w:rFonts w:ascii="Arial" w:hAnsi="Arial" w:cs="Arial"/>
+                <w:b/>
+                <w:sz w:val="20"/>
+                <w:szCs w:val="16"/>
+                <w:u w:val="single"/>
               </w:rPr>
               <w:t xml:space="preserve">{signedByName}</w:t>
             </w:r>
@@ -4776,13 +4754,11 @@
             </w:r>
             <w:r>
               <w:rPr>
-                <w:rPr>
-                  <w:rFonts w:ascii="Arial" w:hAnsi="Arial" w:cs="Arial"/>
-                  <w:b/>
-                  <w:sz w:val="20"/>
-                  <w:szCs w:val="16"/>
-                  <w:u w:val="single"/>
-                </w:rPr>
+                <w:rFonts w:ascii="Arial" w:hAnsi="Arial" w:cs="Arial"/>
+                <w:b/>
+                <w:sz w:val="20"/>
+                <w:szCs w:val="16"/>
+                <w:u w:val="single"/>
               </w:rPr>
               <w:t xml:space="preserve">{technicianNameSignature}</w:t>
             </w:r>
@@ -5086,11 +5062,9 @@
             </w:r>
             <w:r>
               <w:rPr>
-                <w:rPr>
-                  <w:rFonts w:ascii="Arial" w:hAnsi="Arial" w:cs="Arial"/>
-                  <w:sz w:val="20"/>
-                  <w:szCs w:val="20"/>
-                </w:rPr>
+                <w:rFonts w:ascii="Arial" w:hAnsi="Arial" w:cs="Arial"/>
+                <w:sz w:val="20"/>
+                <w:szCs w:val="20"/>
               </w:rPr>
               <w:t xml:space="preserve">{photo0Desc}</w:t>
             </w:r>
@@ -5285,11 +5259,9 @@
             </w:r>
             <w:r>
               <w:rPr>
-                <w:rPr>
-                  <w:rFonts w:ascii="Arial" w:hAnsi="Arial" w:cs="Arial"/>
-                  <w:sz w:val="20"/>
-                  <w:szCs w:val="20"/>
-                </w:rPr>
+                <w:rFonts w:ascii="Arial" w:hAnsi="Arial" w:cs="Arial"/>
+                <w:sz w:val="20"/>
+                <w:szCs w:val="20"/>
               </w:rPr>
               <w:t xml:space="preserve">{photo1Desc}</w:t>
             </w:r>
@@ -5484,11 +5456,9 @@
             </w:r>
             <w:r>
               <w:rPr>
-                <w:rPr>
-                  <w:rFonts w:ascii="Arial" w:hAnsi="Arial" w:cs="Arial"/>
-                  <w:sz w:val="20"/>
-                  <w:szCs w:val="20"/>
-                </w:rPr>
+                <w:rFonts w:ascii="Arial" w:hAnsi="Arial" w:cs="Arial"/>
+                <w:sz w:val="20"/>
+                <w:szCs w:val="20"/>
               </w:rPr>
               <w:t xml:space="preserve">{photo2Desc}</w:t>
             </w:r>
@@ -5683,11 +5653,9 @@
             </w:r>
             <w:r>
               <w:rPr>
-                <w:rPr>
-                  <w:rFonts w:ascii="Arial" w:hAnsi="Arial" w:cs="Arial"/>
-                  <w:sz w:val="20"/>
-                  <w:szCs w:val="20"/>
-                </w:rPr>
+                <w:rFonts w:ascii="Arial" w:hAnsi="Arial" w:cs="Arial"/>
+                <w:sz w:val="20"/>
+                <w:szCs w:val="20"/>
               </w:rPr>
               <w:t xml:space="preserve">{photo3Desc}</w:t>
             </w:r>
@@ -5882,11 +5850,9 @@
             </w:r>
             <w:r>
               <w:rPr>
-                <w:rPr>
-                  <w:rFonts w:ascii="Arial" w:hAnsi="Arial" w:cs="Arial"/>
-                  <w:sz w:val="20"/>
-                  <w:szCs w:val="20"/>
-                </w:rPr>
+                <w:rFonts w:ascii="Arial" w:hAnsi="Arial" w:cs="Arial"/>
+                <w:sz w:val="20"/>
+                <w:szCs w:val="20"/>
               </w:rPr>
               <w:t xml:space="preserve">{photo4Desc}</w:t>
             </w:r>
@@ -6090,11 +6056,9 @@
             </w:r>
             <w:r>
               <w:rPr>
-                <w:rPr>
-                  <w:rFonts w:ascii="Arial" w:hAnsi="Arial" w:cs="Arial"/>
-                  <w:sz w:val="20"/>
-                  <w:szCs w:val="20"/>
-                </w:rPr>
+                <w:rFonts w:ascii="Arial" w:hAnsi="Arial" w:cs="Arial"/>
+                <w:sz w:val="20"/>
+                <w:szCs w:val="20"/>
               </w:rPr>
               <w:t xml:space="preserve">{photo5Desc}</w:t>
             </w:r>
@@ -6297,11 +6261,9 @@
             </w:r>
             <w:r>
               <w:rPr>
-                <w:rPr>
-                  <w:rFonts w:ascii="Arial" w:hAnsi="Arial" w:cs="Arial"/>
-                  <w:sz w:val="20"/>
-                  <w:szCs w:val="20"/>
-                </w:rPr>
+                <w:rFonts w:ascii="Arial" w:hAnsi="Arial" w:cs="Arial"/>
+                <w:sz w:val="20"/>
+                <w:szCs w:val="20"/>
               </w:rPr>
               <w:t xml:space="preserve">{photo6Desc}</w:t>
             </w:r>
@@ -6504,11 +6466,9 @@
             </w:r>
             <w:r>
               <w:rPr>
-                <w:rPr>
-                  <w:rFonts w:ascii="Arial" w:hAnsi="Arial" w:cs="Arial"/>
-                  <w:sz w:val="20"/>
-                  <w:szCs w:val="20"/>
-                </w:rPr>
+                <w:rFonts w:ascii="Arial" w:hAnsi="Arial" w:cs="Arial"/>
+                <w:sz w:val="20"/>
+                <w:szCs w:val="20"/>
               </w:rPr>
               <w:t xml:space="preserve">{photo7Desc}</w:t>
             </w:r>
@@ -6711,11 +6671,9 @@
             </w:r>
             <w:r>
               <w:rPr>
-                <w:rPr>
-                  <w:rFonts w:ascii="Arial" w:hAnsi="Arial" w:cs="Arial"/>
-                  <w:sz w:val="20"/>
-                  <w:szCs w:val="20"/>
-                </w:rPr>
+                <w:rFonts w:ascii="Arial" w:hAnsi="Arial" w:cs="Arial"/>
+                <w:sz w:val="20"/>
+                <w:szCs w:val="20"/>
               </w:rPr>
               <w:t xml:space="preserve">{photo8Desc}</w:t>
             </w:r>
@@ -6918,11 +6876,9 @@
             </w:r>
             <w:r>
               <w:rPr>
-                <w:rPr>
-                  <w:rFonts w:ascii="Arial" w:hAnsi="Arial" w:cs="Arial"/>
-                  <w:sz w:val="20"/>
-                  <w:szCs w:val="20"/>
-                </w:rPr>
+                <w:rFonts w:ascii="Arial" w:hAnsi="Arial" w:cs="Arial"/>
+                <w:sz w:val="20"/>
+                <w:szCs w:val="20"/>
               </w:rPr>
               <w:t xml:space="preserve">{photo9Desc}</w:t>
             </w:r>

--- a/src/assets/templates/servicebericht-vorlage.docx
+++ b/src/assets/templates/servicebericht-vorlage.docx
@@ -1152,39 +1152,7 @@
                 <w:sz w:val="16"/>
                 <w:szCs w:val="16"/>
               </w:rPr>
-              <w:t> </w:t>
-            </w:r>
-            <w:r>
-              <w:rPr>
-                <w:rFonts w:ascii="Arial" w:hAnsi="Arial" w:cs="Arial"/>
-                <w:sz w:val="16"/>
-                <w:szCs w:val="16"/>
-              </w:rPr>
-              <w:t> </w:t>
-            </w:r>
-            <w:r>
-              <w:rPr>
-                <w:rFonts w:ascii="Arial" w:hAnsi="Arial" w:cs="Arial"/>
-                <w:sz w:val="16"/>
-                <w:szCs w:val="16"/>
-              </w:rPr>
-              <w:t> </w:t>
-            </w:r>
-            <w:r>
-              <w:rPr>
-                <w:rFonts w:ascii="Arial" w:hAnsi="Arial" w:cs="Arial"/>
-                <w:sz w:val="16"/>
-                <w:szCs w:val="16"/>
-              </w:rPr>
-              <w:t> </w:t>
-            </w:r>
-            <w:r>
-              <w:rPr>
-                <w:rFonts w:ascii="Arial" w:hAnsi="Arial" w:cs="Arial"/>
-                <w:sz w:val="16"/>
-                <w:szCs w:val="16"/>
-              </w:rPr>
-              <w:t> </w:t>
+              <w:t xml:space="preserve">{contactPhone}</w:t>
             </w:r>
             <w:r>
               <w:rPr>

--- a/src/assets/templates/servicebericht-vorlage.docx
+++ b/src/assets/templates/servicebericht-vorlage.docx
@@ -887,39 +887,7 @@
                 <w:sz w:val="16"/>
                 <w:szCs w:val="16"/>
               </w:rPr>
-              <w:t> </w:t>
-            </w:r>
-            <w:r>
-              <w:rPr>
-                <w:rFonts w:ascii="Arial" w:hAnsi="Arial" w:cs="Arial"/>
-                <w:sz w:val="16"/>
-                <w:szCs w:val="16"/>
-              </w:rPr>
-              <w:t> </w:t>
-            </w:r>
-            <w:r>
-              <w:rPr>
-                <w:rFonts w:ascii="Arial" w:hAnsi="Arial" w:cs="Arial"/>
-                <w:sz w:val="16"/>
-                <w:szCs w:val="16"/>
-              </w:rPr>
-              <w:t> </w:t>
-            </w:r>
-            <w:r>
-              <w:rPr>
-                <w:rFonts w:ascii="Arial" w:hAnsi="Arial" w:cs="Arial"/>
-                <w:sz w:val="16"/>
-                <w:szCs w:val="16"/>
-              </w:rPr>
-              <w:t> </w:t>
-            </w:r>
-            <w:r>
-              <w:rPr>
-                <w:rFonts w:ascii="Arial" w:hAnsi="Arial" w:cs="Arial"/>
-                <w:sz w:val="16"/>
-                <w:szCs w:val="16"/>
-              </w:rPr>
-              <w:t> </w:t>
+              <w:t xml:space="preserve">Kirchheim bei München, {exportDate}</w:t>
             </w:r>
             <w:r>
               <w:rPr>
@@ -1733,7 +1701,7 @@
                 <w:sz w:val="16"/>
                 <w:szCs w:val="16"/>
               </w:rPr>
-              <w:t xml:space="preserve">{notes}</w:t>
+              <w:t xml:space="preserve">{performedWork}</w:t>
             </w:r>
             <w:r>
               <w:rPr>

--- a/src/assets/templates/servicebericht-vorlage.docx
+++ b/src/assets/templates/servicebericht-vorlage.docx
@@ -2257,43 +2257,7 @@
                 <w:sz w:val="16"/>
                 <w:szCs w:val="16"/>
               </w:rPr>
-              <w:t> </w:t>
-            </w:r>
-            <w:r>
-              <w:rPr>
-                <w:rFonts w:ascii="Arial" w:hAnsi="Arial" w:cs="Arial"/>
-                <w:vanish/>
-                <w:sz w:val="16"/>
-                <w:szCs w:val="16"/>
-              </w:rPr>
-              <w:t> </w:t>
-            </w:r>
-            <w:r>
-              <w:rPr>
-                <w:rFonts w:ascii="Arial" w:hAnsi="Arial" w:cs="Arial"/>
-                <w:vanish/>
-                <w:sz w:val="16"/>
-                <w:szCs w:val="16"/>
-              </w:rPr>
-              <w:t> </w:t>
-            </w:r>
-            <w:r>
-              <w:rPr>
-                <w:rFonts w:ascii="Arial" w:hAnsi="Arial" w:cs="Arial"/>
-                <w:vanish/>
-                <w:sz w:val="16"/>
-                <w:szCs w:val="16"/>
-              </w:rPr>
-              <w:t> </w:t>
-            </w:r>
-            <w:r>
-              <w:rPr>
-                <w:rFonts w:ascii="Arial" w:hAnsi="Arial" w:cs="Arial"/>
-                <w:vanish/>
-                <w:sz w:val="16"/>
-                <w:szCs w:val="16"/>
-              </w:rPr>
-              <w:t> </w:t>
+              <w:t xml:space="preserve">{notes}</w:t>
             </w:r>
             <w:r>
               <w:rPr>

--- a/src/assets/templates/servicebericht-vorlage.docx
+++ b/src/assets/templates/servicebericht-vorlage.docx
@@ -2888,7 +2888,7 @@
                 <w:sz w:val="16"/>
                 <w:szCs w:val="16"/>
               </w:rPr>
-              <w:t xml:space="preserve">{#materials}</w:t>
+              <w:t xml:space="preserve">{source}{#materials}</w:t>
             </w:r>
             <w:r>
               <w:rPr>
